--- a/LABS/student_labs_5_8/lab7_bus_arbiter/report/LR7_BUS_ARBITER_variant.docx
+++ b/LABS/student_labs_5_8/lab7_bus_arbiter/report/LR7_BUS_ARBITER_variant.docx
@@ -612,7 +612,7 @@
           <w:i w:val="0"/>
           <w:sz w:val="28"/>
         </w:rPr>
-        <w:t>В ходе выполнения необходимо определить назначение входных и выходных сигналов, разработать алгоритм функционирования устройства, описать его на языке VHDL, подготовить проект Quartus II 9.1, выполнить моделирование и подтвердить правильность работы контрольными наборами.</w:t>
+        <w:t>В ходе выполнения необходимо определить назначение входных и выходных сигналов, разработать алгоритм функционирования устройства, подготовить его структурное описание, подготовить проект Quartus II 9.1, выполнить моделирование и подтвердить правильность работы контрольными наборами.</w:t>
       </w:r>
     </w:p>
     <w:tbl>
@@ -808,7 +808,7 @@
                 <w:b w:val="0"/>
                 <w:sz w:val="21"/>
               </w:rPr>
-              <w:t>Описать функциональные блоки на языке VHDL и собрать верхний уровень проекта.</w:t>
+              <w:t>Описать функциональные блоки в виде структурного описания и собрать верхний уровень проекта.</w:t>
             </w:r>
           </w:p>
         </w:tc>
@@ -900,7 +900,7 @@
                 <w:b w:val="0"/>
                 <w:sz w:val="21"/>
               </w:rPr>
-              <w:t>Разработать testbench, выполнить моделирование и сравнить результат с ожидаемым.</w:t>
+              <w:t>Разработать тестовая модель, выполнить моделирование и сравнить результат с ожидаемым.</w:t>
             </w:r>
           </w:p>
         </w:tc>
@@ -944,7 +944,7 @@
           <w:i w:val="0"/>
           <w:sz w:val="28"/>
         </w:rPr>
-        <w:t>Лабораторная работа выполняется в среде Quartus II 9.1. Описание устройства выполнено на синтезируемом подмножестве VHDL с использованием библиотеки IEEE std_logic_1164 и, где это требуется, numeric_std. Разрядность основных трактов данных принята равной 16 бит, что соответствует принятому варианту курсового проекта.</w:t>
+        <w:t>Лабораторная работа выполняется в среде Quartus II 9.1. Разрядность основных трактов данных принята равной 16 бит, что соответствует принятому варианту курсового проекта.</w:t>
       </w:r>
     </w:p>
     <w:p>
@@ -960,7 +960,7 @@
           <w:i w:val="0"/>
           <w:sz w:val="28"/>
         </w:rPr>
-        <w:t>Для удобства просмотра схемы в RTL Viewer верхним уровнем проекта является модуль lab7_bus_rtl_view_top. Он представляет собой тонкую обертку над рабочим структурным модулем: алгоритм устройства не изменяется, но внешние пины имеют развернутые имена, по которым понятно назначение команды, операндов, флагов, линий памяти и диагностических сигналов.</w:t>
+        <w:t>Верхний уровень проекта оформлен так, чтобы внешние линии имели развернутые имена. По ним сразу определяется назначение команды, операндов, флагов, линий памяти и диагностических сигналов, что упрощает чтение схемы и проверку временных диаграмм.</w:t>
       </w:r>
     </w:p>
     <w:tbl>
@@ -1733,7 +1733,7 @@
           <w:i w:val="0"/>
           <w:sz w:val="28"/>
         </w:rPr>
-        <w:t>Структура проекта выбрана модульной: каждый функциональный узел вынесен в отдельную VHDL-entity, а верхний модуль соединяет эти узлы сигналами данных и управления. Такой способ удобен для проверки, так как отдельные блоки можно анализировать в RTL Viewer и независимо покрывать моделированием.</w:t>
+        <w:t>Структура проекта выбрана модульной: каждый функциональный узел вынесен в отдельный блок, а верхний модуль соединяет эти узлы сигналами данных и управления. Такой способ удобен для проверки, так как отдельные блоки можно независимо анализировать и проверять моделированием.</w:t>
       </w:r>
     </w:p>
     <w:p>
@@ -1745,7 +1745,7 @@
       <w:r>
         <w:drawing>
           <wp:inline xmlns:a="http://schemas.openxmlformats.org/drawingml/2006/main" xmlns:pic="http://schemas.openxmlformats.org/drawingml/2006/picture">
-            <wp:extent cx="5472000" cy="3312000"/>
+            <wp:extent cx="5472000" cy="3110400"/>
             <wp:docPr id="1" name="Picture 1"/>
             <wp:cNvGraphicFramePr>
               <a:graphicFrameLocks noChangeAspect="1"/>
@@ -1766,7 +1766,7 @@
                   <pic:spPr>
                     <a:xfrm>
                       <a:off x="0" y="0"/>
-                      <a:ext cx="5472000" cy="3312000"/>
+                      <a:ext cx="5472000" cy="3110400"/>
                     </a:xfrm>
                     <a:prstGeom prst="rect"/>
                   </pic:spPr>
@@ -1821,7 +1821,7 @@
           <w:i w:val="0"/>
           <w:sz w:val="28"/>
         </w:rPr>
-        <w:t>В таблице приведены основные точки наблюдения верхнего уровня. Эти же имена отображаются на схеме RTL Viewer после компиляции проекта и используются при ручном снятии временных диаграмм.</w:t>
+        <w:t>В таблице приведены основные точки наблюдения верхнего уровня. Эти же имена используются на схемах и временных диаграммах при проверке работы устройства.</w:t>
       </w:r>
     </w:p>
     <w:tbl>
@@ -3289,7 +3289,7 @@
           <w:b/>
           <w:sz w:val="28"/>
         </w:rPr>
-        <w:t>4.4 Реализация на языке VHDL</w:t>
+        <w:t>4.4 Реализация функциональных блоков</w:t>
       </w:r>
     </w:p>
     <w:p>
@@ -3372,7 +3372,7 @@
                 <w:b/>
                 <w:sz w:val="19"/>
               </w:rPr>
-              <w:t>Файл</w:t>
+              <w:t>Блок проекта</w:t>
             </w:r>
           </w:p>
         </w:tc>
@@ -3419,7 +3419,7 @@
                 <w:b w:val="0"/>
                 <w:sz w:val="19"/>
               </w:rPr>
-              <w:t>master_device.vhd</w:t>
+              <w:t>Ведущее устройство</w:t>
             </w:r>
           </w:p>
         </w:tc>
@@ -3441,7 +3441,7 @@
                 <w:b w:val="0"/>
                 <w:sz w:val="19"/>
               </w:rPr>
-              <w:t>Модель ведущего устройства с собственным REQ, словом данных и признаком обслуживания.</w:t>
+              <w:t>Формирование запроса, слова данных и признака обслуживания.</w:t>
             </w:r>
           </w:p>
         </w:tc>
@@ -3465,7 +3465,7 @@
                 <w:b w:val="0"/>
                 <w:sz w:val="19"/>
               </w:rPr>
-              <w:t>bus_arbiter_parallel_quantum.vhd</w:t>
+              <w:t>Центральный арбитр</w:t>
             </w:r>
           </w:p>
         </w:tc>
@@ -3487,7 +3487,145 @@
                 <w:b w:val="0"/>
                 <w:sz w:val="19"/>
               </w:rPr>
-              <w:t>Центральный арбитр с фиксированным временным квантом.</w:t>
+              <w:t>Выбор ведущего по фиксированному временному кванту.</w:t>
+            </w:r>
+          </w:p>
+        </w:tc>
+      </w:tr>
+      <w:tr>
+        <w:tc>
+          <w:tcPr>
+            <w:tcW w:type="dxa" w:w="4844"/>
+            <w:vAlign w:val="center"/>
+          </w:tcPr>
+          <w:p>
+            <w:pPr>
+              <w:spacing w:line="240" w:lineRule="auto" w:before="0" w:after="0"/>
+              <w:ind w:firstLine="0"/>
+              <w:jc w:val="left"/>
+            </w:pPr>
+            <w:r/>
+            <w:r>
+              <w:rPr>
+                <w:rFonts w:ascii="Times New Roman" w:hAnsi="Times New Roman" w:eastAsia="Times New Roman"/>
+                <w:b w:val="0"/>
+                <w:sz w:val="19"/>
+              </w:rPr>
+              <w:t>Мультиплексор общей шины</w:t>
+            </w:r>
+          </w:p>
+        </w:tc>
+        <w:tc>
+          <w:tcPr>
+            <w:tcW w:type="dxa" w:w="4844"/>
+            <w:vAlign w:val="center"/>
+          </w:tcPr>
+          <w:p>
+            <w:pPr>
+              <w:spacing w:line="240" w:lineRule="auto" w:before="0" w:after="0"/>
+              <w:ind w:firstLine="0"/>
+              <w:jc w:val="left"/>
+            </w:pPr>
+            <w:r/>
+            <w:r>
+              <w:rPr>
+                <w:rFonts w:ascii="Times New Roman" w:hAnsi="Times New Roman" w:eastAsia="Times New Roman"/>
+                <w:b w:val="0"/>
+                <w:sz w:val="19"/>
+              </w:rPr>
+              <w:t>Передача слова выбранного ведущего на общую шину.</w:t>
+            </w:r>
+          </w:p>
+        </w:tc>
+      </w:tr>
+      <w:tr>
+        <w:tc>
+          <w:tcPr>
+            <w:tcW w:type="dxa" w:w="4844"/>
+            <w:vAlign w:val="center"/>
+          </w:tcPr>
+          <w:p>
+            <w:pPr>
+              <w:spacing w:line="240" w:lineRule="auto" w:before="0" w:after="0"/>
+              <w:ind w:firstLine="0"/>
+              <w:jc w:val="left"/>
+            </w:pPr>
+            <w:r/>
+            <w:r>
+              <w:rPr>
+                <w:rFonts w:ascii="Times New Roman" w:hAnsi="Times New Roman" w:eastAsia="Times New Roman"/>
+                <w:b w:val="0"/>
+                <w:sz w:val="19"/>
+              </w:rPr>
+              <w:t>Ведомое устройство</w:t>
+            </w:r>
+          </w:p>
+        </w:tc>
+        <w:tc>
+          <w:tcPr>
+            <w:tcW w:type="dxa" w:w="4844"/>
+            <w:vAlign w:val="center"/>
+          </w:tcPr>
+          <w:p>
+            <w:pPr>
+              <w:spacing w:line="240" w:lineRule="auto" w:before="0" w:after="0"/>
+              <w:ind w:firstLine="0"/>
+              <w:jc w:val="left"/>
+            </w:pPr>
+            <w:r/>
+            <w:r>
+              <w:rPr>
+                <w:rFonts w:ascii="Times New Roman" w:hAnsi="Times New Roman" w:eastAsia="Times New Roman"/>
+                <w:b w:val="0"/>
+                <w:sz w:val="19"/>
+              </w:rPr>
+              <w:t>Синхронный прием данных по сигналу занятости шины.</w:t>
+            </w:r>
+          </w:p>
+        </w:tc>
+      </w:tr>
+      <w:tr>
+        <w:tc>
+          <w:tcPr>
+            <w:tcW w:type="dxa" w:w="4844"/>
+            <w:vAlign w:val="center"/>
+          </w:tcPr>
+          <w:p>
+            <w:pPr>
+              <w:spacing w:line="240" w:lineRule="auto" w:before="0" w:after="0"/>
+              <w:ind w:firstLine="0"/>
+              <w:jc w:val="left"/>
+            </w:pPr>
+            <w:r/>
+            <w:r>
+              <w:rPr>
+                <w:rFonts w:ascii="Times New Roman" w:hAnsi="Times New Roman" w:eastAsia="Times New Roman"/>
+                <w:b w:val="0"/>
+                <w:sz w:val="19"/>
+              </w:rPr>
+              <w:t>Верхний уровень системы</w:t>
+            </w:r>
+          </w:p>
+        </w:tc>
+        <w:tc>
+          <w:tcPr>
+            <w:tcW w:type="dxa" w:w="4844"/>
+            <w:vAlign w:val="center"/>
+          </w:tcPr>
+          <w:p>
+            <w:pPr>
+              <w:spacing w:line="240" w:lineRule="auto" w:before="0" w:after="0"/>
+              <w:ind w:firstLine="0"/>
+              <w:jc w:val="left"/>
+            </w:pPr>
+            <w:r/>
+            <w:r>
+              <w:rPr>
+                <w:rFonts w:ascii="Times New Roman" w:hAnsi="Times New Roman" w:eastAsia="Times New Roman"/>
+                <w:b w:val="0"/>
+                <w:sz w:val="19"/>
+              </w:rPr>
+              <w:t>Соединение ведущих, арбитра, мультиплексора и ведомого.</w:t>
             </w:r>
           </w:p>
         </w:tc>
@@ -3511,7 +3649,7 @@
                 <w:b w:val="0"/>
                 <w:sz w:val="19"/>
               </w:rPr>
-              <w:t>bus_mux_4.vhd</w:t>
+              <w:t>Тестовая модель</w:t>
             </w:r>
           </w:p>
         </w:tc>
@@ -3533,191 +3671,7 @@
                 <w:b w:val="0"/>
                 <w:sz w:val="19"/>
               </w:rPr>
-              <w:t>Мультиплексор общей 16-разрядной шины данных.</w:t>
-            </w:r>
-          </w:p>
-        </w:tc>
-      </w:tr>
-      <w:tr>
-        <w:tc>
-          <w:tcPr>
-            <w:tcW w:type="dxa" w:w="4844"/>
-            <w:vAlign w:val="center"/>
-          </w:tcPr>
-          <w:p>
-            <w:pPr>
-              <w:spacing w:line="240" w:lineRule="auto" w:before="0" w:after="0"/>
-              <w:ind w:firstLine="0"/>
-              <w:jc w:val="center"/>
-            </w:pPr>
-            <w:r/>
-            <w:r>
-              <w:rPr>
-                <w:rFonts w:ascii="Times New Roman" w:hAnsi="Times New Roman" w:eastAsia="Times New Roman"/>
-                <w:b w:val="0"/>
-                <w:sz w:val="19"/>
-              </w:rPr>
-              <w:t>slave_sync.vhd</w:t>
-            </w:r>
-          </w:p>
-        </w:tc>
-        <w:tc>
-          <w:tcPr>
-            <w:tcW w:type="dxa" w:w="4844"/>
-            <w:vAlign w:val="center"/>
-          </w:tcPr>
-          <w:p>
-            <w:pPr>
-              <w:spacing w:line="240" w:lineRule="auto" w:before="0" w:after="0"/>
-              <w:ind w:firstLine="0"/>
-              <w:jc w:val="left"/>
-            </w:pPr>
-            <w:r/>
-            <w:r>
-              <w:rPr>
-                <w:rFonts w:ascii="Times New Roman" w:hAnsi="Times New Roman" w:eastAsia="Times New Roman"/>
-                <w:b w:val="0"/>
-                <w:sz w:val="19"/>
-              </w:rPr>
-              <w:t>Синхронное ведомое устройство, принимающее данные по BUSY.</w:t>
-            </w:r>
-          </w:p>
-        </w:tc>
-      </w:tr>
-      <w:tr>
-        <w:tc>
-          <w:tcPr>
-            <w:tcW w:type="dxa" w:w="4844"/>
-            <w:vAlign w:val="center"/>
-          </w:tcPr>
-          <w:p>
-            <w:pPr>
-              <w:spacing w:line="240" w:lineRule="auto" w:before="0" w:after="0"/>
-              <w:ind w:firstLine="0"/>
-              <w:jc w:val="center"/>
-            </w:pPr>
-            <w:r/>
-            <w:r>
-              <w:rPr>
-                <w:rFonts w:ascii="Times New Roman" w:hAnsi="Times New Roman" w:eastAsia="Times New Roman"/>
-                <w:b w:val="0"/>
-                <w:sz w:val="19"/>
-              </w:rPr>
-              <w:t>lab7_bus_top.vhd</w:t>
-            </w:r>
-          </w:p>
-        </w:tc>
-        <w:tc>
-          <w:tcPr>
-            <w:tcW w:type="dxa" w:w="4844"/>
-            <w:vAlign w:val="center"/>
-          </w:tcPr>
-          <w:p>
-            <w:pPr>
-              <w:spacing w:line="240" w:lineRule="auto" w:before="0" w:after="0"/>
-              <w:ind w:firstLine="0"/>
-              <w:jc w:val="left"/>
-            </w:pPr>
-            <w:r/>
-            <w:r>
-              <w:rPr>
-                <w:rFonts w:ascii="Times New Roman" w:hAnsi="Times New Roman" w:eastAsia="Times New Roman"/>
-                <w:b w:val="0"/>
-                <w:sz w:val="19"/>
-              </w:rPr>
-              <w:t>Структурное соединение ведущих, арбитра, мультиплексора и ведомого.</w:t>
-            </w:r>
-          </w:p>
-        </w:tc>
-      </w:tr>
-      <w:tr>
-        <w:tc>
-          <w:tcPr>
-            <w:tcW w:type="dxa" w:w="4844"/>
-            <w:vAlign w:val="center"/>
-          </w:tcPr>
-          <w:p>
-            <w:pPr>
-              <w:spacing w:line="240" w:lineRule="auto" w:before="0" w:after="0"/>
-              <w:ind w:firstLine="0"/>
-              <w:jc w:val="left"/>
-            </w:pPr>
-            <w:r/>
-            <w:r>
-              <w:rPr>
-                <w:rFonts w:ascii="Times New Roman" w:hAnsi="Times New Roman" w:eastAsia="Times New Roman"/>
-                <w:b w:val="0"/>
-                <w:sz w:val="19"/>
-              </w:rPr>
-              <w:t>lab7_bus_rtl_view_top.vhd</w:t>
-            </w:r>
-          </w:p>
-        </w:tc>
-        <w:tc>
-          <w:tcPr>
-            <w:tcW w:type="dxa" w:w="4844"/>
-            <w:vAlign w:val="center"/>
-          </w:tcPr>
-          <w:p>
-            <w:pPr>
-              <w:spacing w:line="240" w:lineRule="auto" w:before="0" w:after="0"/>
-              <w:ind w:firstLine="0"/>
-              <w:jc w:val="left"/>
-            </w:pPr>
-            <w:r/>
-            <w:r>
-              <w:rPr>
-                <w:rFonts w:ascii="Times New Roman" w:hAnsi="Times New Roman" w:eastAsia="Times New Roman"/>
-                <w:b w:val="0"/>
-                <w:sz w:val="19"/>
-              </w:rPr>
-              <w:t>Верхний уровень с понятными именами пинов для RTL Viewer.</w:t>
-            </w:r>
-          </w:p>
-        </w:tc>
-      </w:tr>
-      <w:tr>
-        <w:tc>
-          <w:tcPr>
-            <w:tcW w:type="dxa" w:w="4844"/>
-            <w:vAlign w:val="center"/>
-          </w:tcPr>
-          <w:p>
-            <w:pPr>
-              <w:spacing w:line="240" w:lineRule="auto" w:before="0" w:after="0"/>
-              <w:ind w:firstLine="0"/>
-              <w:jc w:val="center"/>
-            </w:pPr>
-            <w:r/>
-            <w:r>
-              <w:rPr>
-                <w:rFonts w:ascii="Times New Roman" w:hAnsi="Times New Roman" w:eastAsia="Times New Roman"/>
-                <w:b w:val="0"/>
-                <w:sz w:val="19"/>
-              </w:rPr>
-              <w:t>tb_lab7_bus.vhd</w:t>
-            </w:r>
-          </w:p>
-        </w:tc>
-        <w:tc>
-          <w:tcPr>
-            <w:tcW w:type="dxa" w:w="4844"/>
-            <w:vAlign w:val="center"/>
-          </w:tcPr>
-          <w:p>
-            <w:pPr>
-              <w:spacing w:line="240" w:lineRule="auto" w:before="0" w:after="0"/>
-              <w:ind w:firstLine="0"/>
-              <w:jc w:val="left"/>
-            </w:pPr>
-            <w:r/>
-            <w:r>
-              <w:rPr>
-                <w:rFonts w:ascii="Times New Roman" w:hAnsi="Times New Roman" w:eastAsia="Times New Roman"/>
-                <w:b w:val="0"/>
-                <w:sz w:val="19"/>
-              </w:rPr>
-              <w:t>Проверка one-hot grant, соответствия REQ/GNT и обслуживания всех ведущих.</w:t>
+              <w:t>Проверка one-hot grant, соответствия REQ/GNT и передачи данных.</w:t>
             </w:r>
           </w:p>
         </w:tc>
@@ -3741,7 +3695,7 @@
           <w:i w:val="0"/>
           <w:sz w:val="28"/>
         </w:rPr>
-        <w:t>Файл проекта Quartus: lab7_bus_arbiter/quartus/lab7_bus_arbiter.qpf. Верхний уровень проекта: lab7_bus_rtl_view_top. После открытия проекта необходимо выполнить Processing -&gt; Start Compilation, затем открыть Tools -&gt; Netlist Viewers -&gt; RTL Viewer для просмотра схемы.</w:t>
+        <w:t>Файл проекта Quartus: lab7_bus_arbiter/quartus/lab7_bus_arbiter.qpf. После открытия проекта необходимо выполнить Processing -&gt; Start Compilation и проверить схемное представление верхнего уровня устройства.</w:t>
       </w:r>
     </w:p>
     <w:p>
@@ -4214,7 +4168,7 @@
       <w:r>
         <w:drawing>
           <wp:inline xmlns:a="http://schemas.openxmlformats.org/drawingml/2006/main" xmlns:pic="http://schemas.openxmlformats.org/drawingml/2006/picture">
-            <wp:extent cx="5184000" cy="1578612"/>
+            <wp:extent cx="5184000" cy="1820499"/>
             <wp:docPr id="2" name="Picture 2"/>
             <wp:cNvGraphicFramePr>
               <a:graphicFrameLocks noChangeAspect="1"/>
@@ -4235,7 +4189,7 @@
                   <pic:spPr>
                     <a:xfrm>
                       <a:off x="0" y="0"/>
-                      <a:ext cx="5184000" cy="1578612"/>
+                      <a:ext cx="5184000" cy="1820499"/>
                     </a:xfrm>
                     <a:prstGeom prst="rect"/>
                   </pic:spPr>
@@ -4290,7 +4244,7 @@
           <w:i w:val="0"/>
           <w:sz w:val="28"/>
         </w:rPr>
-        <w:t>Компиляция проекта выполняется в Quartus II 9.1. VHDL-описание не использует вручную размещенные вентильные примитивы, поэтому схема синтезируется средствами Quartus на выбранную элементную базу. Основные показатели компиляции приведены в таблице.</w:t>
+        <w:t>Компиляция проекта выполняется в Quartus II 9.1. Описание устройства не использует вручную размещенные вентильные примитивы, поэтому схема синтезируется средствами Quartus на выбранную элементную базу. Основные показатели компиляции приведены в таблице.</w:t>
       </w:r>
     </w:p>
     <w:tbl>
@@ -4418,7 +4372,7 @@
                 <w:b w:val="0"/>
                 <w:sz w:val="20"/>
               </w:rPr>
-              <w:t>Dedicated registers</w:t>
+              <w:t>Dedicated logic registers</w:t>
             </w:r>
           </w:p>
         </w:tc>
@@ -4646,6 +4600,7 @@
       <w:pgSz w:w="12240" w:h="15840"/>
       <w:pgMar w:top="1134" w:right="850" w:bottom="1531" w:left="1701" w:header="720" w:footer="680" w:gutter="0"/>
       <w:cols w:space="720"/>
+      <w:titlePg/>
       <w:docGrid w:linePitch="360"/>
     </w:sectPr>
   </w:body>
